--- a/邹上豪 26届.docx
+++ b/邹上豪 26届.docx
@@ -6,21 +6,175 @@
       <w:pPr>
         <w:pStyle w:val="Heading1"/>
         <w:spacing w:before="0" w:after="120" w:line="275" w:lineRule="auto"/>
+        <w:ind w:firstLine="1044"/>
+        <w:rPr>
+          <w:rFonts w:ascii="黑体" w:eastAsia="黑体" w:hAnsi="黑体" w:cs="Google Sans" w:hint="eastAsia"/>
+          <w:color w:val="1F1F1F"/>
+          <w:sz w:val="22"/>
+          <w:szCs w:val="22"/>
+        </w:rPr>
+      </w:pPr>
+      <w:r>
         <w:rPr>
           <w:rFonts w:ascii="黑体" w:eastAsia="黑体" w:hAnsi="黑体" w:cs="Google Sans"/>
           <w:color w:val="1F1F1F"/>
-        </w:rPr>
-      </w:pPr>
-      <w:r>
-        <w:rPr>
-          <w:rFonts w:ascii="黑体" w:eastAsia="黑体" w:hAnsi="黑体" w:cs="Google Sans"/>
-          <w:color w:val="1F1F1F"/>
+          <w:sz w:val="52"/>
+          <w:szCs w:val="52"/>
         </w:rPr>
         <w:t>邹上豪</w:t>
+      </w:r>
+      <w:r>
+        <w:rPr>
+          <w:rFonts w:ascii="黑体" w:eastAsia="黑体" w:hAnsi="黑体" w:cs="Google Sans" w:hint="eastAsia"/>
+          <w:color w:val="1F1F1F"/>
+        </w:rPr>
+        <w:t xml:space="preserve">     </w:t>
+      </w:r>
+      <w:r>
+        <w:rPr>
+          <w:rFonts w:ascii="等线" w:eastAsia="等线" w:hAnsi="等线" w:cs="Google Sans Text"/>
+          <w:color w:val="1F1F1F"/>
+          <w:sz w:val="22"/>
+          <w:szCs w:val="22"/>
+        </w:rPr>
+        <w:t>Tel: 13340001313 | Email: 2455358098@qq.com | WeChat: Apermesa</w:t>
       </w:r>
     </w:p>
     <w:p>
       <w:pPr>
+        <w:pStyle w:val="Heading2"/>
+        <w:spacing w:before="0" w:after="120" w:line="275" w:lineRule="auto"/>
+        <w:rPr>
+          <w:rFonts w:ascii="黑体" w:eastAsia="黑体" w:hAnsi="黑体" w:cs="Google Sans"/>
+          <w:color w:val="1F1F1F"/>
+          <w:sz w:val="32"/>
+          <w:szCs w:val="32"/>
+        </w:rPr>
+      </w:pPr>
+      <w:r>
+        <w:rPr>
+          <w:rFonts w:ascii="黑体" w:eastAsia="黑体" w:hAnsi="黑体" w:cs="Google Sans"/>
+          <w:color w:val="1F1F1F"/>
+          <w:sz w:val="32"/>
+          <w:szCs w:val="32"/>
+        </w:rPr>
+        <w:t>项目经历</w:t>
+      </w:r>
+    </w:p>
+    <w:p>
+      <w:pPr>
+        <w:rPr>
+          <w:rFonts w:ascii="等线" w:eastAsia="等线" w:hAnsi="等线"/>
+          <w:b/>
+          <w:bCs/>
+        </w:rPr>
+      </w:pPr>
+      <w:r>
+        <w:rPr>
+          <w:rFonts w:ascii="等线" w:eastAsia="等线" w:hAnsi="等线" w:hint="eastAsia"/>
+          <w:b/>
+          <w:bCs/>
+          <w:sz w:val="24"/>
+          <w:szCs w:val="24"/>
+        </w:rPr>
+        <w:t>字节跳动（深圳）-</w:t>
+      </w:r>
+      <w:r>
+        <w:rPr>
+          <w:rFonts w:ascii="等线" w:eastAsia="等线" w:hAnsi="等线" w:hint="eastAsia"/>
+          <w:b/>
+          <w:bCs/>
+          <w:sz w:val="24"/>
+          <w:szCs w:val="24"/>
+        </w:rPr>
+        <w:t xml:space="preserve"> 游戏</w:t>
+      </w:r>
+      <w:r>
+        <w:rPr>
+          <w:rFonts w:ascii="等线" w:eastAsia="等线" w:hAnsi="等线" w:hint="eastAsia"/>
+          <w:b/>
+          <w:bCs/>
+          <w:sz w:val="24"/>
+          <w:szCs w:val="24"/>
+        </w:rPr>
+        <w:t xml:space="preserve">音频程序 </w:t>
+      </w:r>
+      <w:r>
+        <w:rPr>
+          <w:rFonts w:ascii="等线" w:eastAsia="等线" w:hAnsi="等线" w:hint="eastAsia"/>
+          <w:b/>
+          <w:bCs/>
+        </w:rPr>
+        <w:t xml:space="preserve">                                                    </w:t>
+      </w:r>
+      <w:r>
+        <w:rPr>
+          <w:rFonts w:ascii="等线" w:eastAsia="等线" w:hAnsi="等线" w:hint="eastAsia"/>
+          <w:i/>
+          <w:iCs/>
+        </w:rPr>
+        <w:t xml:space="preserve"> </w:t>
+      </w:r>
+      <w:r>
+        <w:rPr>
+          <w:rFonts w:ascii="等线" w:eastAsia="等线" w:hAnsi="等线" w:hint="eastAsia"/>
+          <w:i/>
+          <w:iCs/>
+        </w:rPr>
+        <w:t xml:space="preserve">                                     </w:t>
+      </w:r>
+      <w:r>
+        <w:rPr>
+          <w:rFonts w:ascii="等线" w:eastAsia="等线" w:hAnsi="等线" w:hint="eastAsia"/>
+          <w:i/>
+          <w:iCs/>
+        </w:rPr>
+        <w:t xml:space="preserve">2025.12 </w:t>
+      </w:r>
+      <w:r>
+        <w:rPr>
+          <w:rFonts w:ascii="等线" w:eastAsia="等线" w:hAnsi="等线" w:hint="eastAsia"/>
+          <w:i/>
+          <w:iCs/>
+        </w:rPr>
+        <w:t>-</w:t>
+      </w:r>
+      <w:r>
+        <w:rPr>
+          <w:rFonts w:ascii="等线" w:eastAsia="等线" w:hAnsi="等线" w:hint="eastAsia"/>
+          <w:i/>
+          <w:iCs/>
+        </w:rPr>
+        <w:t xml:space="preserve"> 2026.06</w:t>
+      </w:r>
+    </w:p>
+    <w:p>
+      <w:pPr>
+        <w:spacing w:after="120"/>
+        <w:rPr>
+          <w:rFonts w:ascii="等线" w:eastAsia="等线" w:hAnsi="等线"/>
+        </w:rPr>
+      </w:pPr>
+      <w:r>
+        <w:rPr>
+          <w:rFonts w:ascii="等线" w:eastAsia="等线" w:hAnsi="等线" w:hint="eastAsia"/>
+        </w:rPr>
+        <w:t>作为项目的音频程序，集成空间音频方案，提升游戏音频质量，统筹项目音频功能开发</w:t>
+      </w:r>
+      <w:r>
+        <w:rPr>
+          <w:rFonts w:ascii="等线" w:eastAsia="等线" w:hAnsi="等线" w:hint="eastAsia"/>
+        </w:rPr>
+        <w:t>：</w:t>
+      </w:r>
+    </w:p>
+    <w:p>
+      <w:pPr>
+        <w:pStyle w:val="ListParagraph"/>
+        <w:numPr>
+          <w:ilvl w:val="0"/>
+          <w:numId w:val="8"/>
+        </w:numPr>
         <w:pBdr>
           <w:top w:val="nil"/>
           <w:left w:val="nil"/>
@@ -28,63 +182,37 @@
           <w:right w:val="nil"/>
           <w:between w:val="nil"/>
         </w:pBdr>
-        <w:spacing w:after="240" w:line="275" w:lineRule="auto"/>
-        <w:rPr>
-          <w:rFonts w:ascii="等线" w:eastAsia="等线" w:hAnsi="等线" w:cs="Google Sans Text"/>
-          <w:color w:val="1F1F1F"/>
-        </w:rPr>
-      </w:pPr>
-      <w:r>
-        <w:rPr>
-          <w:rFonts w:ascii="等线" w:eastAsia="等线" w:hAnsi="等线" w:cs="Google Sans Text"/>
-          <w:b/>
-          <w:bCs/>
-          <w:color w:val="1F1F1F"/>
-        </w:rPr>
-        <w:t>Tel:</w:t>
-      </w:r>
-      <w:r>
-        <w:rPr>
-          <w:rFonts w:ascii="等线" w:eastAsia="等线" w:hAnsi="等线" w:cs="Google Sans Text"/>
-          <w:color w:val="1F1F1F"/>
-        </w:rPr>
-        <w:t xml:space="preserve"> 13340001313 | </w:t>
-      </w:r>
-      <w:r>
-        <w:rPr>
-          <w:rFonts w:ascii="等线" w:eastAsia="等线" w:hAnsi="等线" w:cs="Google Sans Text"/>
-          <w:b/>
-          <w:bCs/>
-          <w:color w:val="1F1F1F"/>
-        </w:rPr>
-        <w:t>Email:</w:t>
-      </w:r>
-      <w:r>
-        <w:rPr>
-          <w:rFonts w:ascii="等线" w:eastAsia="等线" w:hAnsi="等线" w:cs="Google Sans Text"/>
-          <w:color w:val="1F1F1F"/>
-        </w:rPr>
-        <w:t xml:space="preserve"> 2455358098@qq.com | </w:t>
-      </w:r>
-      <w:r>
-        <w:rPr>
-          <w:rFonts w:ascii="等线" w:eastAsia="等线" w:hAnsi="等线" w:cs="Google Sans Text"/>
-          <w:b/>
-          <w:bCs/>
-          <w:color w:val="1F1F1F"/>
-        </w:rPr>
-        <w:t>WeChat:</w:t>
-      </w:r>
-      <w:r>
-        <w:rPr>
-          <w:rFonts w:ascii="等线" w:eastAsia="等线" w:hAnsi="等线" w:cs="Google Sans Text"/>
-          <w:color w:val="1F1F1F"/>
-        </w:rPr>
-        <w:t xml:space="preserve"> Apermesa</w:t>
+        <w:spacing w:line="276" w:lineRule="auto"/>
+        <w:rPr>
+          <w:rFonts w:ascii="等线" w:eastAsia="等线" w:hAnsi="等线"/>
+        </w:rPr>
+      </w:pPr>
+      <w:r>
+        <w:rPr>
+          <w:rFonts w:ascii="等线" w:eastAsia="等线" w:hAnsi="等线"/>
+        </w:rPr>
+        <w:t>深度修改Steam Audio UE插件，实现了Steam Audio对UE5世界分区功能的支持</w:t>
+      </w:r>
+      <w:r>
+        <w:rPr>
+          <w:rFonts w:ascii="等线" w:eastAsia="等线" w:hAnsi="等线" w:hint="eastAsia"/>
+        </w:rPr>
+        <w:t>，并</w:t>
+      </w:r>
+      <w:r>
+        <w:rPr>
+          <w:rFonts w:ascii="等线" w:eastAsia="等线" w:hAnsi="等线" w:hint="eastAsia"/>
+        </w:rPr>
+        <w:t>实现了包括线程调度、序列化数据结构、几何体导出等底层性能优化，极大减少游戏运行时的卡顿，保证游戏流畅性和稳定性</w:t>
       </w:r>
     </w:p>
     <w:p>
       <w:pPr>
+        <w:pStyle w:val="ListParagraph"/>
+        <w:numPr>
+          <w:ilvl w:val="0"/>
+          <w:numId w:val="8"/>
+        </w:numPr>
         <w:pBdr>
           <w:top w:val="nil"/>
           <w:left w:val="nil"/>
@@ -92,32 +220,98 @@
           <w:right w:val="nil"/>
           <w:between w:val="nil"/>
         </w:pBdr>
-        <w:spacing w:after="240" w:line="275" w:lineRule="auto"/>
-        <w:rPr>
-          <w:rFonts w:ascii="等线" w:eastAsia="等线" w:hAnsi="等线" w:cs="Google Sans Text" w:hint="eastAsia"/>
-          <w:color w:val="1F1F1F"/>
-        </w:rPr>
-      </w:pPr>
+        <w:spacing w:line="276" w:lineRule="auto"/>
+        <w:rPr>
+          <w:rFonts w:ascii="等线" w:eastAsia="等线" w:hAnsi="等线"/>
+        </w:rPr>
+      </w:pPr>
+      <w:r>
+        <w:rPr>
+          <w:rFonts w:ascii="等线" w:eastAsia="等线" w:hAnsi="等线" w:hint="eastAsia"/>
+        </w:rPr>
+        <w:t>使用</w:t>
+      </w:r>
+      <w:r>
+        <w:rPr>
+          <w:rFonts w:ascii="等线" w:eastAsia="等线" w:hAnsi="等线" w:hint="eastAsia"/>
+          <w:b/>
+          <w:bCs/>
+        </w:rPr>
+        <w:t>Unreal Insights</w:t>
+      </w:r>
+      <w:r>
+        <w:rPr>
+          <w:rFonts w:ascii="等线" w:eastAsia="等线" w:hAnsi="等线" w:hint="eastAsia"/>
+        </w:rPr>
+        <w:t>分析并优化音频性能，减少</w:t>
+      </w:r>
+      <w:proofErr w:type="spellStart"/>
+      <w:r>
+        <w:rPr>
+          <w:rFonts w:ascii="等线" w:eastAsia="等线" w:hAnsi="等线" w:hint="eastAsia"/>
+        </w:rPr>
+        <w:t>TG_PrePhysics</w:t>
+      </w:r>
+      <w:proofErr w:type="spellEnd"/>
+      <w:r>
+        <w:rPr>
+          <w:rFonts w:ascii="等线" w:eastAsia="等线" w:hAnsi="等线" w:hint="eastAsia"/>
+        </w:rPr>
+        <w:t>与</w:t>
+      </w:r>
+      <w:proofErr w:type="spellStart"/>
+      <w:r>
+        <w:rPr>
+          <w:rFonts w:ascii="等线" w:eastAsia="等线" w:hAnsi="等线" w:hint="eastAsia"/>
+        </w:rPr>
+        <w:t>TG_DuringPhysics</w:t>
+      </w:r>
+      <w:proofErr w:type="spellEnd"/>
+      <w:r>
+        <w:rPr>
+          <w:rFonts w:ascii="等线" w:eastAsia="等线" w:hAnsi="等线" w:hint="eastAsia"/>
+        </w:rPr>
+        <w:t>的Wwise性能占用，降低AkComponent负载，提升游戏性能</w:t>
+      </w:r>
     </w:p>
     <w:p>
       <w:pPr>
-        <w:pStyle w:val="Heading2"/>
-        <w:spacing w:before="0" w:after="120" w:line="275" w:lineRule="auto"/>
-        <w:rPr>
-          <w:rFonts w:ascii="黑体" w:eastAsia="黑体" w:hAnsi="黑体" w:cs="Google Sans"/>
-          <w:color w:val="1F1F1F"/>
-          <w:sz w:val="32"/>
-          <w:szCs w:val="32"/>
-        </w:rPr>
-      </w:pPr>
-      <w:r>
-        <w:rPr>
-          <w:rFonts w:ascii="黑体" w:eastAsia="黑体" w:hAnsi="黑体" w:cs="Google Sans"/>
-          <w:color w:val="1F1F1F"/>
-          <w:sz w:val="32"/>
-          <w:szCs w:val="32"/>
-        </w:rPr>
-        <w:t>项目经历</w:t>
+        <w:pStyle w:val="ListParagraph"/>
+        <w:numPr>
+          <w:ilvl w:val="0"/>
+          <w:numId w:val="8"/>
+        </w:numPr>
+        <w:pBdr>
+          <w:top w:val="nil"/>
+          <w:left w:val="nil"/>
+          <w:bottom w:val="nil"/>
+          <w:right w:val="nil"/>
+          <w:between w:val="nil"/>
+        </w:pBdr>
+        <w:spacing w:line="276" w:lineRule="auto"/>
+        <w:rPr>
+          <w:rFonts w:ascii="等线" w:eastAsia="等线" w:hAnsi="等线"/>
+        </w:rPr>
+      </w:pPr>
+      <w:r>
+        <w:rPr>
+          <w:rFonts w:ascii="等线" w:eastAsia="等线" w:hAnsi="等线" w:hint="eastAsia"/>
+        </w:rPr>
+        <w:t>使用</w:t>
+      </w:r>
+      <w:r>
+        <w:rPr>
+          <w:rFonts w:ascii="等线" w:eastAsia="等线" w:hAnsi="等线" w:hint="eastAsia"/>
+          <w:b/>
+          <w:bCs/>
+        </w:rPr>
+        <w:t>WAAPI</w:t>
+      </w:r>
+      <w:r>
+        <w:rPr>
+          <w:rFonts w:ascii="等线" w:eastAsia="等线" w:hAnsi="等线" w:hint="eastAsia"/>
+        </w:rPr>
+        <w:t>根据项目需求，深度衔接UE5和Wwise功能，优化音频工作流</w:t>
       </w:r>
     </w:p>
     <w:p>
@@ -143,6 +337,8 @@
           <w:b/>
           <w:bCs/>
           <w:color w:val="1F1F1F"/>
+          <w:sz w:val="24"/>
+          <w:szCs w:val="24"/>
         </w:rPr>
         <w:t>Steam</w:t>
       </w:r>
@@ -152,6 +348,8 @@
           <w:b/>
           <w:bCs/>
           <w:color w:val="1F1F1F"/>
+          <w:sz w:val="24"/>
+          <w:szCs w:val="24"/>
         </w:rPr>
         <w:t xml:space="preserve"> </w:t>
       </w:r>
@@ -161,6 +359,8 @@
           <w:b/>
           <w:bCs/>
           <w:color w:val="1F1F1F"/>
+          <w:sz w:val="24"/>
+          <w:szCs w:val="24"/>
         </w:rPr>
         <w:t>Audio开源社区贡献者</w:t>
       </w:r>
@@ -205,6 +405,13 @@
           <w:color w:val="1F1F1F"/>
         </w:rPr>
         <w:t xml:space="preserve"> </w:t>
+      </w:r>
+      <w:r>
+        <w:rPr>
+          <w:rFonts w:ascii="等线" w:eastAsia="等线" w:hAnsi="等线" w:cs="Google Sans Text" w:hint="eastAsia"/>
+          <w:color w:val="1F1F1F"/>
+        </w:rPr>
+        <w:t xml:space="preserve">       </w:t>
       </w:r>
       <w:r>
         <w:rPr>
@@ -251,7 +458,7 @@
           <w:rFonts w:ascii="等线" w:eastAsia="等线" w:hAnsi="等线" w:cs="Google Sans Text"/>
           <w:color w:val="1F1F1F"/>
         </w:rPr>
-        <w:t>，解决了Wwise版本兼容性问题及Wwise与UE5集成过程中出现的</w:t>
+        <w:t>，解决Wwise版本兼容性问题及Wwise与UE5集成过程中出现的</w:t>
       </w:r>
       <w:hyperlink r:id="rId6" w:history="1">
         <w:r>
@@ -262,13 +469,6 @@
           <w:t>崩溃问题</w:t>
         </w:r>
       </w:hyperlink>
-      <w:r>
-        <w:rPr>
-          <w:rFonts w:ascii="等线" w:eastAsia="等线" w:hAnsi="等线" w:cs="Google Sans Text"/>
-          <w:color w:val="1F1F1F"/>
-        </w:rPr>
-        <w:t>。</w:t>
-      </w:r>
     </w:p>
     <w:p>
       <w:pPr>
@@ -293,6 +493,8 @@
           <w:b/>
           <w:bCs/>
           <w:color w:val="1F1F1F"/>
+          <w:sz w:val="24"/>
+          <w:szCs w:val="24"/>
         </w:rPr>
         <w:t>美国Tomorrow Corporation《粘粘世界 2》</w:t>
       </w:r>
@@ -330,6 +532,13 @@
           <w:color w:val="1F1F1F"/>
         </w:rPr>
         <w:t xml:space="preserve">                                 </w:t>
+      </w:r>
+      <w:r>
+        <w:rPr>
+          <w:rFonts w:ascii="等线" w:eastAsia="等线" w:hAnsi="等线" w:cs="Google Sans Text" w:hint="eastAsia"/>
+          <w:color w:val="1F1F1F"/>
+        </w:rPr>
+        <w:t xml:space="preserve">     </w:t>
       </w:r>
       <w:r>
         <w:rPr>
@@ -495,7 +704,7 @@
           <w:right w:val="nil"/>
           <w:between w:val="nil"/>
         </w:pBdr>
-        <w:spacing w:before="120" w:after="240" w:line="275" w:lineRule="auto"/>
+        <w:spacing w:before="120" w:line="276" w:lineRule="auto"/>
         <w:rPr>
           <w:rFonts w:ascii="等线" w:eastAsia="等线" w:hAnsi="等线" w:cs="Google Sans Text"/>
           <w:i/>
@@ -509,6 +718,8 @@
           <w:b/>
           <w:bCs/>
           <w:color w:val="1F1F1F"/>
+          <w:sz w:val="24"/>
+          <w:szCs w:val="24"/>
         </w:rPr>
         <w:t>UE5赛博朋克ACT游戏项目</w:t>
       </w:r>
@@ -516,6 +727,8 @@
         <w:rPr>
           <w:rFonts w:ascii="等线" w:eastAsia="等线" w:hAnsi="等线" w:cs="Google Sans Text"/>
           <w:color w:val="1F1F1F"/>
+          <w:sz w:val="24"/>
+          <w:szCs w:val="24"/>
         </w:rPr>
         <w:t xml:space="preserve"> | </w:t>
       </w:r>
@@ -524,6 +737,8 @@
         <w:rPr>
           <w:rFonts w:ascii="等线" w:eastAsia="等线" w:hAnsi="等线" w:cs="Google Sans Text"/>
           <w:color w:val="1F1F1F"/>
+          <w:sz w:val="24"/>
+          <w:szCs w:val="24"/>
         </w:rPr>
         <w:t>肯恩网络</w:t>
       </w:r>
@@ -532,6 +747,8 @@
         <w:rPr>
           <w:rFonts w:ascii="等线" w:eastAsia="等线" w:hAnsi="等线" w:cs="Google Sans Text"/>
           <w:color w:val="1F1F1F"/>
+          <w:sz w:val="24"/>
+          <w:szCs w:val="24"/>
         </w:rPr>
         <w:t>科技（上海）</w:t>
       </w:r>
@@ -561,7 +778,7 @@
           <w:rFonts w:ascii="等线" w:eastAsia="等线" w:hAnsi="等线" w:cs="Google Sans Text" w:hint="eastAsia"/>
           <w:color w:val="1F1F1F"/>
         </w:rPr>
-        <w:t xml:space="preserve"> </w:t>
+        <w:t xml:space="preserve">     </w:t>
       </w:r>
       <w:r>
         <w:rPr>
@@ -570,7 +787,16 @@
           <w:iCs/>
           <w:color w:val="1F1F1F"/>
         </w:rPr>
-        <w:t>2024.01 - 至今</w:t>
+        <w:t xml:space="preserve">2024.01 - </w:t>
+      </w:r>
+      <w:r>
+        <w:rPr>
+          <w:rFonts w:ascii="等线" w:eastAsia="等线" w:hAnsi="等线" w:cs="Google Sans Text" w:hint="eastAsia"/>
+          <w:i/>
+          <w:iCs/>
+          <w:color w:val="1F1F1F"/>
+        </w:rPr>
+        <w:t>2025</w:t>
       </w:r>
     </w:p>
     <w:p>
@@ -582,7 +808,7 @@
           <w:right w:val="nil"/>
           <w:between w:val="nil"/>
         </w:pBdr>
-        <w:spacing w:after="120" w:line="275" w:lineRule="auto"/>
+        <w:spacing w:after="120" w:line="276" w:lineRule="auto"/>
         <w:rPr>
           <w:rFonts w:ascii="等线" w:eastAsia="等线" w:hAnsi="等线" w:cs="Google Sans Text"/>
           <w:color w:val="000000" w:themeColor="text1"/>
@@ -723,9 +949,9 @@
     <w:p>
       <w:pPr>
         <w:pStyle w:val="Heading2"/>
-        <w:spacing w:before="120" w:after="120" w:line="275" w:lineRule="auto"/>
-        <w:rPr>
-          <w:rFonts w:ascii="黑体" w:eastAsia="黑体" w:hAnsi="黑体" w:cs="Google Sans"/>
+        <w:spacing w:before="0" w:after="120" w:line="276" w:lineRule="auto"/>
+        <w:rPr>
+          <w:rFonts w:ascii="等线" w:eastAsia="等线" w:hAnsi="等线" w:cs="Google Sans"/>
           <w:color w:val="1F1F1F"/>
           <w:sz w:val="32"/>
           <w:szCs w:val="32"/>
@@ -733,7 +959,7 @@
       </w:pPr>
       <w:r>
         <w:rPr>
-          <w:rFonts w:ascii="黑体" w:eastAsia="黑体" w:hAnsi="黑体" w:cs="Google Sans"/>
+          <w:rFonts w:ascii="等线" w:eastAsia="等线" w:hAnsi="等线" w:cs="Google Sans"/>
           <w:color w:val="1F1F1F"/>
           <w:sz w:val="32"/>
           <w:szCs w:val="32"/>
@@ -822,7 +1048,7 @@
     <w:p>
       <w:pPr>
         <w:pStyle w:val="Heading2"/>
-        <w:spacing w:before="120" w:after="120" w:line="275" w:lineRule="auto"/>
+        <w:spacing w:before="0" w:after="120" w:line="276" w:lineRule="auto"/>
         <w:rPr>
           <w:rFonts w:ascii="黑体" w:eastAsia="黑体" w:hAnsi="黑体" w:cs="Google Sans"/>
           <w:color w:val="1F1F1F"/>
@@ -886,6 +1112,45 @@
         </w:rPr>
         <w:t>音乐人</w:t>
       </w:r>
+      <w:r>
+        <w:rPr>
+          <w:rFonts w:ascii="等线" w:eastAsia="等线" w:hAnsi="等线" w:cs="Google Sans Text" w:hint="eastAsia"/>
+        </w:rPr>
+        <w:t>，</w:t>
+      </w:r>
+      <w:r>
+        <w:rPr>
+          <w:rFonts w:ascii="等线" w:eastAsia="等线" w:hAnsi="等线" w:cs="Google Sans Text"/>
+        </w:rPr>
+        <w:t>目前已发行单曲20余首。作曲风格主要包括电子、管弦乐以及钢琴曲。在混音和母带也有相关经验。</w:t>
+      </w:r>
+      <w:r>
+        <w:rPr>
+          <w:rFonts w:ascii="等线" w:eastAsia="等线" w:hAnsi="等线" w:cs="Google Sans Text" w:hint="eastAsia"/>
+        </w:rPr>
+        <w:t>使用FL Studio作为DAW。</w:t>
+      </w:r>
+    </w:p>
+    <w:p>
+      <w:pPr>
+        <w:pStyle w:val="Heading2"/>
+        <w:spacing w:before="0" w:after="120" w:line="276" w:lineRule="auto"/>
+        <w:rPr>
+          <w:rFonts w:ascii="黑体" w:eastAsia="黑体" w:hAnsi="黑体" w:cs="Google Sans"/>
+          <w:color w:val="1F1F1F"/>
+          <w:sz w:val="32"/>
+          <w:szCs w:val="32"/>
+        </w:rPr>
+      </w:pPr>
+      <w:r>
+        <w:rPr>
+          <w:rFonts w:ascii="黑体" w:eastAsia="黑体" w:hAnsi="黑体" w:cs="Google Sans"/>
+          <w:color w:val="1F1F1F"/>
+          <w:sz w:val="32"/>
+          <w:szCs w:val="32"/>
+        </w:rPr>
+        <w:t>荣誉奖项</w:t>
+      </w:r>
     </w:p>
     <w:p>
       <w:pPr>
@@ -898,35 +1163,24 @@
         </w:pBdr>
         <w:spacing w:line="275" w:lineRule="auto"/>
         <w:rPr>
-          <w:rFonts w:ascii="等线" w:eastAsia="等线" w:hAnsi="等线" w:cs="Google Sans Text"/>
-        </w:rPr>
-      </w:pPr>
-      <w:r>
-        <w:rPr>
-          <w:rFonts w:ascii="等线" w:eastAsia="等线" w:hAnsi="等线" w:cs="Google Sans Text"/>
-        </w:rPr>
-        <w:t>目前已发行单曲20余首。作曲风格主要包括电子、管弦乐以及钢琴曲。在混音和母带也有相关经验。</w:t>
-      </w:r>
-    </w:p>
-    <w:p>
-      <w:pPr>
-        <w:pStyle w:val="Heading2"/>
-        <w:spacing w:before="0" w:after="120" w:line="275" w:lineRule="auto"/>
-        <w:rPr>
-          <w:rFonts w:ascii="黑体" w:eastAsia="黑体" w:hAnsi="黑体" w:cs="Google Sans"/>
-          <w:color w:val="1F1F1F"/>
-          <w:sz w:val="32"/>
-          <w:szCs w:val="32"/>
-        </w:rPr>
-      </w:pPr>
-      <w:r>
-        <w:rPr>
-          <w:rFonts w:ascii="黑体" w:eastAsia="黑体" w:hAnsi="黑体" w:cs="Google Sans"/>
-          <w:color w:val="1F1F1F"/>
-          <w:sz w:val="32"/>
-          <w:szCs w:val="32"/>
-        </w:rPr>
-        <w:t>荣誉奖项</w:t>
+          <w:rFonts w:ascii="等线" w:eastAsia="等线" w:hAnsi="等线"/>
+        </w:rPr>
+      </w:pPr>
+      <w:proofErr w:type="gramStart"/>
+      <w:r>
+        <w:rPr>
+          <w:rFonts w:ascii="等线" w:eastAsia="等线" w:hAnsi="等线" w:cs="Google Sans Text"/>
+          <w:color w:val="1F1F1F"/>
+        </w:rPr>
+        <w:t>温州肯恩大学</w:t>
+      </w:r>
+      <w:proofErr w:type="gramEnd"/>
+      <w:r>
+        <w:rPr>
+          <w:rFonts w:ascii="等线" w:eastAsia="等线" w:hAnsi="等线" w:cs="Google Sans Text"/>
+          <w:color w:val="1F1F1F"/>
+        </w:rPr>
+        <w:t>文化、体育或艺术奖学金</w:t>
       </w:r>
     </w:p>
     <w:p>
@@ -940,7 +1194,7 @@
         </w:pBdr>
         <w:spacing w:line="275" w:lineRule="auto"/>
         <w:rPr>
-          <w:rFonts w:ascii="等线" w:eastAsia="等线" w:hAnsi="等线"/>
+          <w:rFonts w:ascii="等线" w:eastAsia="等线" w:hAnsi="等线" w:hint="eastAsia"/>
         </w:rPr>
       </w:pPr>
       <w:proofErr w:type="gramStart"/>
@@ -957,54 +1211,14 @@
           <w:rFonts w:ascii="等线" w:eastAsia="等线" w:hAnsi="等线" w:cs="Google Sans Text"/>
           <w:color w:val="1F1F1F"/>
         </w:rPr>
-        <w:t>文化、体育或艺术奖学金</w:t>
-      </w:r>
-    </w:p>
-    <w:p>
-      <w:pPr>
-        <w:pBdr>
-          <w:top w:val="nil"/>
-          <w:left w:val="nil"/>
-          <w:bottom w:val="nil"/>
-          <w:right w:val="nil"/>
-          <w:between w:val="nil"/>
-        </w:pBdr>
-        <w:spacing w:line="275" w:lineRule="auto"/>
-        <w:rPr>
-          <w:rFonts w:ascii="等线" w:eastAsia="等线" w:hAnsi="等线"/>
-        </w:rPr>
-      </w:pPr>
-      <w:proofErr w:type="gramStart"/>
-      <w:r>
-        <w:rPr>
-          <w:rFonts w:ascii="等线" w:eastAsia="等线" w:hAnsi="等线" w:cs="Google Sans Text"/>
-          <w:color w:val="1F1F1F"/>
-        </w:rPr>
-        <w:t>温州肯恩大学</w:t>
-      </w:r>
-      <w:proofErr w:type="gramEnd"/>
-      <w:r>
-        <w:rPr>
-          <w:rFonts w:ascii="等线" w:eastAsia="等线" w:hAnsi="等线" w:cs="Google Sans Text"/>
-          <w:color w:val="1F1F1F"/>
-        </w:rPr>
         <w:t>艺术团优秀团员</w:t>
       </w:r>
-    </w:p>
-    <w:p>
-      <w:pPr>
-        <w:pBdr>
-          <w:top w:val="nil"/>
-          <w:left w:val="nil"/>
-          <w:bottom w:val="nil"/>
-          <w:right w:val="nil"/>
-          <w:between w:val="nil"/>
-        </w:pBdr>
-        <w:spacing w:after="120" w:line="275" w:lineRule="auto"/>
-        <w:rPr>
-          <w:rFonts w:ascii="等线" w:eastAsia="等线" w:hAnsi="等线"/>
-        </w:rPr>
-      </w:pPr>
+      <w:r>
+        <w:rPr>
+          <w:rFonts w:ascii="等线" w:eastAsia="等线" w:hAnsi="等线" w:hint="eastAsia"/>
+        </w:rPr>
+        <w:t>、</w:t>
+      </w:r>
       <w:r>
         <w:rPr>
           <w:rFonts w:ascii="等线" w:eastAsia="等线" w:hAnsi="等线" w:cs="Google Sans Text"/>
@@ -1116,7 +1330,7 @@
     </w:p>
     <w:sectPr>
       <w:pgSz w:w="12240" w:h="15840"/>
-      <w:pgMar w:top="851" w:right="1077" w:bottom="851" w:left="1077" w:header="0" w:footer="720" w:gutter="0"/>
+      <w:pgMar w:top="720" w:right="720" w:bottom="720" w:left="720" w:header="0" w:footer="720" w:gutter="0"/>
       <w:pgNumType w:start="1"/>
       <w:cols w:space="720"/>
       <w:docGrid w:linePitch="299"/>
@@ -1791,6 +2005,273 @@
     </w:lvl>
   </w:abstractNum>
   <w:abstractNum w:abstractNumId="3" w15:restartNumberingAfterBreak="0">
+    <w:nsid w:val="52751623"/>
+    <w:multiLevelType w:val="hybridMultilevel"/>
+    <w:tmpl w:val="BFD00C16"/>
+    <w:lvl w:ilvl="0" w:tplc="FA486532">
+      <w:start w:val="1"/>
+      <w:numFmt w:val="decimal"/>
+      <w:lvlText w:val="%1."/>
+      <w:lvlJc w:val="left"/>
+      <w:pPr>
+        <w:ind w:left="360" w:hanging="360"/>
+      </w:pPr>
+      <w:rPr>
+        <w:rFonts w:hint="default"/>
+      </w:rPr>
+    </w:lvl>
+    <w:lvl w:ilvl="1" w:tplc="04090019" w:tentative="1">
+      <w:start w:val="1"/>
+      <w:numFmt w:val="lowerLetter"/>
+      <w:lvlText w:val="%2)"/>
+      <w:lvlJc w:val="left"/>
+      <w:pPr>
+        <w:ind w:left="880" w:hanging="440"/>
+      </w:pPr>
+    </w:lvl>
+    <w:lvl w:ilvl="2" w:tplc="0409001B" w:tentative="1">
+      <w:start w:val="1"/>
+      <w:numFmt w:val="lowerRoman"/>
+      <w:lvlText w:val="%3."/>
+      <w:lvlJc w:val="right"/>
+      <w:pPr>
+        <w:ind w:left="1320" w:hanging="440"/>
+      </w:pPr>
+    </w:lvl>
+    <w:lvl w:ilvl="3" w:tplc="0409000F" w:tentative="1">
+      <w:start w:val="1"/>
+      <w:numFmt w:val="decimal"/>
+      <w:lvlText w:val="%4."/>
+      <w:lvlJc w:val="left"/>
+      <w:pPr>
+        <w:ind w:left="1760" w:hanging="440"/>
+      </w:pPr>
+    </w:lvl>
+    <w:lvl w:ilvl="4" w:tplc="04090019" w:tentative="1">
+      <w:start w:val="1"/>
+      <w:numFmt w:val="lowerLetter"/>
+      <w:lvlText w:val="%5)"/>
+      <w:lvlJc w:val="left"/>
+      <w:pPr>
+        <w:ind w:left="2200" w:hanging="440"/>
+      </w:pPr>
+    </w:lvl>
+    <w:lvl w:ilvl="5" w:tplc="0409001B" w:tentative="1">
+      <w:start w:val="1"/>
+      <w:numFmt w:val="lowerRoman"/>
+      <w:lvlText w:val="%6."/>
+      <w:lvlJc w:val="right"/>
+      <w:pPr>
+        <w:ind w:left="2640" w:hanging="440"/>
+      </w:pPr>
+    </w:lvl>
+    <w:lvl w:ilvl="6" w:tplc="0409000F" w:tentative="1">
+      <w:start w:val="1"/>
+      <w:numFmt w:val="decimal"/>
+      <w:lvlText w:val="%7."/>
+      <w:lvlJc w:val="left"/>
+      <w:pPr>
+        <w:ind w:left="3080" w:hanging="440"/>
+      </w:pPr>
+    </w:lvl>
+    <w:lvl w:ilvl="7" w:tplc="04090019" w:tentative="1">
+      <w:start w:val="1"/>
+      <w:numFmt w:val="lowerLetter"/>
+      <w:lvlText w:val="%8)"/>
+      <w:lvlJc w:val="left"/>
+      <w:pPr>
+        <w:ind w:left="3520" w:hanging="440"/>
+      </w:pPr>
+    </w:lvl>
+    <w:lvl w:ilvl="8" w:tplc="0409001B" w:tentative="1">
+      <w:start w:val="1"/>
+      <w:numFmt w:val="lowerRoman"/>
+      <w:lvlText w:val="%9."/>
+      <w:lvlJc w:val="right"/>
+      <w:pPr>
+        <w:ind w:left="3960" w:hanging="440"/>
+      </w:pPr>
+    </w:lvl>
+  </w:abstractNum>
+  <w:abstractNum w:abstractNumId="4" w15:restartNumberingAfterBreak="0">
+    <w:nsid w:val="54772D34"/>
+    <w:multiLevelType w:val="hybridMultilevel"/>
+    <w:tmpl w:val="D4FEAE86"/>
+    <w:lvl w:ilvl="0" w:tplc="FBA0E90A">
+      <w:start w:val="1"/>
+      <w:numFmt w:val="decimal"/>
+      <w:lvlText w:val="%1."/>
+      <w:lvlJc w:val="left"/>
+      <w:pPr>
+        <w:ind w:left="360" w:hanging="360"/>
+      </w:pPr>
+      <w:rPr>
+        <w:rFonts w:hint="default"/>
+      </w:rPr>
+    </w:lvl>
+    <w:lvl w:ilvl="1" w:tplc="04090019" w:tentative="1">
+      <w:start w:val="1"/>
+      <w:numFmt w:val="lowerLetter"/>
+      <w:lvlText w:val="%2)"/>
+      <w:lvlJc w:val="left"/>
+      <w:pPr>
+        <w:ind w:left="880" w:hanging="440"/>
+      </w:pPr>
+    </w:lvl>
+    <w:lvl w:ilvl="2" w:tplc="0409001B" w:tentative="1">
+      <w:start w:val="1"/>
+      <w:numFmt w:val="lowerRoman"/>
+      <w:lvlText w:val="%3."/>
+      <w:lvlJc w:val="right"/>
+      <w:pPr>
+        <w:ind w:left="1320" w:hanging="440"/>
+      </w:pPr>
+    </w:lvl>
+    <w:lvl w:ilvl="3" w:tplc="0409000F" w:tentative="1">
+      <w:start w:val="1"/>
+      <w:numFmt w:val="decimal"/>
+      <w:lvlText w:val="%4."/>
+      <w:lvlJc w:val="left"/>
+      <w:pPr>
+        <w:ind w:left="1760" w:hanging="440"/>
+      </w:pPr>
+    </w:lvl>
+    <w:lvl w:ilvl="4" w:tplc="04090019" w:tentative="1">
+      <w:start w:val="1"/>
+      <w:numFmt w:val="lowerLetter"/>
+      <w:lvlText w:val="%5)"/>
+      <w:lvlJc w:val="left"/>
+      <w:pPr>
+        <w:ind w:left="2200" w:hanging="440"/>
+      </w:pPr>
+    </w:lvl>
+    <w:lvl w:ilvl="5" w:tplc="0409001B" w:tentative="1">
+      <w:start w:val="1"/>
+      <w:numFmt w:val="lowerRoman"/>
+      <w:lvlText w:val="%6."/>
+      <w:lvlJc w:val="right"/>
+      <w:pPr>
+        <w:ind w:left="2640" w:hanging="440"/>
+      </w:pPr>
+    </w:lvl>
+    <w:lvl w:ilvl="6" w:tplc="0409000F" w:tentative="1">
+      <w:start w:val="1"/>
+      <w:numFmt w:val="decimal"/>
+      <w:lvlText w:val="%7."/>
+      <w:lvlJc w:val="left"/>
+      <w:pPr>
+        <w:ind w:left="3080" w:hanging="440"/>
+      </w:pPr>
+    </w:lvl>
+    <w:lvl w:ilvl="7" w:tplc="04090019" w:tentative="1">
+      <w:start w:val="1"/>
+      <w:numFmt w:val="lowerLetter"/>
+      <w:lvlText w:val="%8)"/>
+      <w:lvlJc w:val="left"/>
+      <w:pPr>
+        <w:ind w:left="3520" w:hanging="440"/>
+      </w:pPr>
+    </w:lvl>
+    <w:lvl w:ilvl="8" w:tplc="0409001B" w:tentative="1">
+      <w:start w:val="1"/>
+      <w:numFmt w:val="lowerRoman"/>
+      <w:lvlText w:val="%9."/>
+      <w:lvlJc w:val="right"/>
+      <w:pPr>
+        <w:ind w:left="3960" w:hanging="440"/>
+      </w:pPr>
+    </w:lvl>
+  </w:abstractNum>
+  <w:abstractNum w:abstractNumId="5" w15:restartNumberingAfterBreak="0">
+    <w:nsid w:val="70D85BE1"/>
+    <w:multiLevelType w:val="hybridMultilevel"/>
+    <w:tmpl w:val="F2DC7E60"/>
+    <w:lvl w:ilvl="0" w:tplc="2DB62190">
+      <w:start w:val="1"/>
+      <w:numFmt w:val="decimal"/>
+      <w:lvlText w:val="%1，"/>
+      <w:lvlJc w:val="left"/>
+      <w:pPr>
+        <w:ind w:left="360" w:hanging="360"/>
+      </w:pPr>
+      <w:rPr>
+        <w:rFonts w:hint="default"/>
+      </w:rPr>
+    </w:lvl>
+    <w:lvl w:ilvl="1" w:tplc="04090019" w:tentative="1">
+      <w:start w:val="1"/>
+      <w:numFmt w:val="lowerLetter"/>
+      <w:lvlText w:val="%2)"/>
+      <w:lvlJc w:val="left"/>
+      <w:pPr>
+        <w:ind w:left="880" w:hanging="440"/>
+      </w:pPr>
+    </w:lvl>
+    <w:lvl w:ilvl="2" w:tplc="0409001B" w:tentative="1">
+      <w:start w:val="1"/>
+      <w:numFmt w:val="lowerRoman"/>
+      <w:lvlText w:val="%3."/>
+      <w:lvlJc w:val="right"/>
+      <w:pPr>
+        <w:ind w:left="1320" w:hanging="440"/>
+      </w:pPr>
+    </w:lvl>
+    <w:lvl w:ilvl="3" w:tplc="0409000F" w:tentative="1">
+      <w:start w:val="1"/>
+      <w:numFmt w:val="decimal"/>
+      <w:lvlText w:val="%4."/>
+      <w:lvlJc w:val="left"/>
+      <w:pPr>
+        <w:ind w:left="1760" w:hanging="440"/>
+      </w:pPr>
+    </w:lvl>
+    <w:lvl w:ilvl="4" w:tplc="04090019" w:tentative="1">
+      <w:start w:val="1"/>
+      <w:numFmt w:val="lowerLetter"/>
+      <w:lvlText w:val="%5)"/>
+      <w:lvlJc w:val="left"/>
+      <w:pPr>
+        <w:ind w:left="2200" w:hanging="440"/>
+      </w:pPr>
+    </w:lvl>
+    <w:lvl w:ilvl="5" w:tplc="0409001B" w:tentative="1">
+      <w:start w:val="1"/>
+      <w:numFmt w:val="lowerRoman"/>
+      <w:lvlText w:val="%6."/>
+      <w:lvlJc w:val="right"/>
+      <w:pPr>
+        <w:ind w:left="2640" w:hanging="440"/>
+      </w:pPr>
+    </w:lvl>
+    <w:lvl w:ilvl="6" w:tplc="0409000F" w:tentative="1">
+      <w:start w:val="1"/>
+      <w:numFmt w:val="decimal"/>
+      <w:lvlText w:val="%7."/>
+      <w:lvlJc w:val="left"/>
+      <w:pPr>
+        <w:ind w:left="3080" w:hanging="440"/>
+      </w:pPr>
+    </w:lvl>
+    <w:lvl w:ilvl="7" w:tplc="04090019" w:tentative="1">
+      <w:start w:val="1"/>
+      <w:numFmt w:val="lowerLetter"/>
+      <w:lvlText w:val="%8)"/>
+      <w:lvlJc w:val="left"/>
+      <w:pPr>
+        <w:ind w:left="3520" w:hanging="440"/>
+      </w:pPr>
+    </w:lvl>
+    <w:lvl w:ilvl="8" w:tplc="0409001B" w:tentative="1">
+      <w:start w:val="1"/>
+      <w:numFmt w:val="lowerRoman"/>
+      <w:lvlText w:val="%9."/>
+      <w:lvlJc w:val="right"/>
+      <w:pPr>
+        <w:ind w:left="3960" w:hanging="440"/>
+      </w:pPr>
+    </w:lvl>
+  </w:abstractNum>
+  <w:abstractNum w:abstractNumId="6" w15:restartNumberingAfterBreak="0">
     <w:nsid w:val="75BE511D"/>
     <w:multiLevelType w:val="multilevel"/>
     <w:tmpl w:val="338CF0E4"/>
@@ -2011,7 +2492,7 @@
       </w:rPr>
     </w:lvl>
   </w:abstractNum>
-  <w:abstractNum w:abstractNumId="4" w15:restartNumberingAfterBreak="0">
+  <w:abstractNum w:abstractNumId="7" w15:restartNumberingAfterBreak="0">
     <w:nsid w:val="7CC3261C"/>
     <w:multiLevelType w:val="multilevel"/>
     <w:tmpl w:val="670EF5DA"/>
@@ -2236,16 +2717,25 @@
     <w:abstractNumId w:val="2"/>
   </w:num>
   <w:num w:numId="2" w16cid:durableId="1570454486">
-    <w:abstractNumId w:val="4"/>
+    <w:abstractNumId w:val="7"/>
   </w:num>
   <w:num w:numId="3" w16cid:durableId="1524855025">
-    <w:abstractNumId w:val="3"/>
+    <w:abstractNumId w:val="6"/>
   </w:num>
   <w:num w:numId="4" w16cid:durableId="1062564342">
     <w:abstractNumId w:val="1"/>
   </w:num>
   <w:num w:numId="5" w16cid:durableId="1940791645">
     <w:abstractNumId w:val="0"/>
+  </w:num>
+  <w:num w:numId="6" w16cid:durableId="5523860">
+    <w:abstractNumId w:val="3"/>
+  </w:num>
+  <w:num w:numId="7" w16cid:durableId="2138714312">
+    <w:abstractNumId w:val="5"/>
+  </w:num>
+  <w:num w:numId="8" w16cid:durableId="267782500">
+    <w:abstractNumId w:val="4"/>
   </w:num>
 </w:numbering>
 </file>
@@ -2901,6 +3391,16 @@
       <w:shd w:val="clear" w:color="auto" w:fill="E1DFDD"/>
     </w:rPr>
   </w:style>
+  <w:style w:type="paragraph" w:styleId="ListParagraph">
+    <w:name w:val="List Paragraph"/>
+    <w:basedOn w:val="Normal"/>
+    <w:uiPriority w:val="34"/>
+    <w:qFormat/>
+    <w:rsid w:val="0005361A"/>
+    <w:pPr>
+      <w:ind w:firstLine="420"/>
+    </w:pPr>
+  </w:style>
 </w:styles>
 </file>
 
